--- a/backend/templates/Kontrata.docx
+++ b/backend/templates/Kontrata.docx
@@ -6115,10 +6115,70 @@
       <w:r>
         <w:rPr>
           <w:b/>
+          <w:color w:val="000000"/>
+          <w:lang w:val="sq-AL"/>
+        </w:rPr>
+        <w:t>{nr_kontrates}</w:t>
+      </w:r>
+      <w:r>
+        <w:rPr>
+          <w:rStyle w:val="HTMLTypewriter"/>
+          <w:rFonts w:ascii="Times New Roman" w:eastAsia="MS Mincho" w:hAnsi="Times New Roman" w:cs="Times New Roman"/>
+          <w:b/>
+          <w:color w:val="000000"/>
+          <w:sz w:val="24"/>
+          <w:szCs w:val="24"/>
+          <w:lang w:val="sq-AL"/>
+        </w:rPr>
+        <w:t xml:space="preserve"> </w:t>
+      </w:r>
+      <w:r>
+        <w:rPr>
+          <w:b/>
+          <w:lang w:val="sq-AL"/>
+        </w:rPr>
+        <w:t>nxënësi/ja</w:t>
+      </w:r>
+      <w:r>
+        <w:rPr>
+          <w:b/>
+          <w:lang w:val="sq-AL"/>
+        </w:rPr>
+        <w:t xml:space="preserve"> </w:t>
+      </w:r>
+      <w:r>
+        <w:rPr>
+          <w:b/>
+        </w:rPr>
+        <w:t>{</w:t>
+      </w:r>
+      <w:proofErr w:type="spellStart"/>
+      <w:r>
+        <w:rPr>
+          <w:b/>
+        </w:rPr>
+        <w:t>emri</w:t>
+      </w:r>
+      <w:proofErr w:type="spellEnd"/>
+      <w:r>
+        <w:rPr>
+          <w:b/>
+        </w:rPr>
+        <w:t>}</w:t>
+      </w:r>
+      <w:r>
+        <w:rPr>
+          <w:b/>
+        </w:rPr>
+        <w:t xml:space="preserve"> </w:t>
+      </w:r>
+      <w:r>
+        <w:rPr>
+          <w:b/>
           <w:u w:val="single"/>
           <w:lang w:val="sq-AL"/>
         </w:rPr>
-        <w:t>Nr.</w:t>
+        <w:t>(</w:t>
       </w:r>
       <w:r>
         <w:rPr>
@@ -6126,6 +6186,22 @@
           <w:u w:val="single"/>
           <w:lang w:val="sq-AL"/>
         </w:rPr>
+        <w:t>{emri_babait}</w:t>
+      </w:r>
+      <w:r>
+        <w:rPr>
+          <w:b/>
+          <w:u w:val="single"/>
+          <w:lang w:val="sq-AL"/>
+        </w:rPr>
+        <w:t>)</w:t>
+      </w:r>
+      <w:r>
+        <w:rPr>
+          <w:b/>
+          <w:u w:val="single"/>
+          <w:lang w:val="sq-AL"/>
+        </w:rPr>
         <w:t xml:space="preserve"> </w:t>
       </w:r>
       <w:r>
@@ -6134,7 +6210,7 @@
           <w:u w:val="single"/>
           <w:lang w:val="sq-AL"/>
         </w:rPr>
-        <w:t>2</w:t>
+        <w:t>{mbiemri}</w:t>
       </w:r>
       <w:r>
         <w:rPr>
@@ -6142,65 +6218,11 @@
           <w:u w:val="single"/>
           <w:lang w:val="sq-AL"/>
         </w:rPr>
-        <w:t>2</w:t>
-      </w:r>
-      <w:r>
-        <w:rPr>
-          <w:b/>
-          <w:u w:val="single"/>
-          <w:lang w:val="sq-AL"/>
-        </w:rPr>
-        <w:t>/202</w:t>
-      </w:r>
-      <w:r>
-        <w:rPr>
-          <w:b/>
-          <w:u w:val="single"/>
-          <w:lang w:val="sq-AL"/>
-        </w:rPr>
-        <w:t>5</w:t>
-      </w:r>
-      <w:r>
-        <w:rPr>
-          <w:b/>
-          <w:u w:val="single"/>
-          <w:lang w:val="sq-AL"/>
-        </w:rPr>
-        <w:t>/</w:t>
-      </w:r>
-      <w:r>
-        <w:rPr>
-          <w:b/>
-          <w:u w:val="single"/>
-          <w:lang w:val="sq-AL"/>
-        </w:rPr>
-        <w:t>TF</w:t>
-      </w:r>
-      <w:r>
-        <w:rPr>
-          <w:b/>
-          <w:lang w:val="sq-AL"/>
-        </w:rPr>
-        <w:t xml:space="preserve"> nxënësi/ja</w:t>
-      </w:r>
-      <w:r>
-        <w:rPr>
-          <w:b/>
-          <w:lang w:val="sq-AL"/>
-        </w:rPr>
         <w:t xml:space="preserve"> </w:t>
       </w:r>
       <w:r>
         <w:rPr>
           <w:b/>
-          <w:u w:val="single"/>
-          <w:lang w:val="sq-AL"/>
-        </w:rPr>
-        <w:t xml:space="preserve">Afron (Afrim) Ferizi </w:t>
-      </w:r>
-      <w:r>
-        <w:rPr>
-          <w:b/>
           <w:lang w:val="sq-AL"/>
         </w:rPr>
         <w:t xml:space="preserve">për vitin shkollor </w:t>
@@ -6208,34 +6230,9 @@
       <w:r>
         <w:rPr>
           <w:b/>
-          <w:u w:val="single"/>
-          <w:lang w:val="sq-AL"/>
-        </w:rPr>
-        <w:t>202</w:t>
-      </w:r>
-      <w:r>
-        <w:rPr>
-          <w:b/>
-          <w:u w:val="single"/>
-          <w:lang w:val="sq-AL"/>
-        </w:rPr>
-        <w:t>5</w:t>
-      </w:r>
-      <w:r>
-        <w:rPr>
-          <w:b/>
-          <w:u w:val="single"/>
-          <w:lang w:val="sq-AL"/>
-        </w:rPr>
-        <w:t>/202</w:t>
-      </w:r>
-      <w:r>
-        <w:rPr>
-          <w:b/>
-          <w:u w:val="single"/>
-          <w:lang w:val="sq-AL"/>
-        </w:rPr>
-        <w:t>6</w:t>
+          <w:lang w:val="sq-AL"/>
+        </w:rPr>
+        <w:t>{gjenerata}</w:t>
       </w:r>
       <w:r>
         <w:rPr>
@@ -11057,6 +11054,7 @@
   <w:style w:type="character" w:default="1" w:styleId="DefaultParagraphFont">
     <w:name w:val="Default Paragraph Font"/>
     <w:uiPriority w:val="1"/>
+    <w:semiHidden/>
     <w:unhideWhenUsed/>
   </w:style>
   <w:style w:type="table" w:default="1" w:styleId="TableNormal">

--- a/backend/templates/Kontrata.docx
+++ b/backend/templates/Kontrata.docx
@@ -1,12 +1,11 @@
 
 <file path=word/document.xml><?xml version="1.0" encoding="utf-8"?>
-<w:document xmlns:wpc="http://schemas.microsoft.com/office/word/2010/wordprocessingCanvas" xmlns:cx="http://schemas.microsoft.com/office/drawing/2014/chartex" xmlns:cx1="http://schemas.microsoft.com/office/drawing/2015/9/8/chartex" xmlns:cx2="http://schemas.microsoft.com/office/drawing/2015/10/21/chartex" xmlns:cx3="http://schemas.microsoft.com/office/drawing/2016/5/9/chartex" xmlns:cx4="http://schemas.microsoft.com/office/drawing/2016/5/10/chartex" xmlns:cx5="http://schemas.microsoft.com/office/drawing/2016/5/11/chartex" xmlns:cx6="http://schemas.microsoft.com/office/drawing/2016/5/12/chartex" xmlns:cx7="http://schemas.microsoft.com/office/drawing/2016/5/13/chartex" xmlns:cx8="http://schemas.microsoft.com/office/drawing/2016/5/14/chartex" xmlns:mc="http://schemas.openxmlformats.org/markup-compatibility/2006" xmlns:aink="http://schemas.microsoft.com/office/drawing/2016/ink" xmlns:am3d="http://schemas.microsoft.com/office/drawing/2017/model3d" xmlns:o="urn:schemas-microsoft-com:office:office" xmlns:oel="http://schemas.microsoft.com/office/2019/extlst" xmlns:r="http://schemas.openxmlformats.org/officeDocument/2006/relationships" xmlns:m="http://schemas.openxmlformats.org/officeDocument/2006/math" xmlns:v="urn:schemas-microsoft-com:vml" xmlns:wp14="http://schemas.microsoft.com/office/word/2010/wordprocessingDrawing" xmlns:wp="http://schemas.openxmlformats.org/drawingml/2006/wordprocessingDrawing" xmlns:w10="urn:schemas-microsoft-com:office:word" xmlns:w="http://schemas.openxmlformats.org/wordprocessingml/2006/main" xmlns:w14="http://schemas.microsoft.com/office/word/2010/wordml" xmlns:w15="http://schemas.microsoft.com/office/word/2012/wordml" xmlns:w16cex="http://schemas.microsoft.com/office/word/2018/wordml/cex" xmlns:w16cid="http://schemas.microsoft.com/office/word/2016/wordml/cid" xmlns:w16="http://schemas.microsoft.com/office/word/2018/wordml" xmlns:w16du="http://schemas.microsoft.com/office/word/2023/wordml/word16du" xmlns:w16sdtdh="http://schemas.microsoft.com/office/word/2020/wordml/sdtdatahash" xmlns:w16sdtfl="http://schemas.microsoft.com/office/word/2024/wordml/sdtformatlock" xmlns:w16se="http://schemas.microsoft.com/office/word/2015/wordml/symex" xmlns:wpg="http://schemas.microsoft.com/office/word/2010/wordprocessingGroup" xmlns:wpi="http://schemas.microsoft.com/office/word/2010/wordprocessingInk" xmlns:wne="http://schemas.microsoft.com/office/word/2006/wordml" xmlns:wps="http://schemas.microsoft.com/office/word/2010/wordprocessingShape" mc:Ignorable="w14 w15 w16se w16cid w16 w16cex w16sdtdh w16sdtfl w16du wp14">
+<w:document xmlns:wpc="http://schemas.microsoft.com/office/word/2010/wordprocessingCanvas" xmlns:cx="http://schemas.microsoft.com/office/drawing/2014/chartex" xmlns:cx1="http://schemas.microsoft.com/office/drawing/2015/9/8/chartex" xmlns:cx2="http://schemas.microsoft.com/office/drawing/2015/10/21/chartex" xmlns:cx3="http://schemas.microsoft.com/office/drawing/2016/5/9/chartex" xmlns:cx4="http://schemas.microsoft.com/office/drawing/2016/5/10/chartex" xmlns:cx5="http://schemas.microsoft.com/office/drawing/2016/5/11/chartex" xmlns:cx6="http://schemas.microsoft.com/office/drawing/2016/5/12/chartex" xmlns:cx7="http://schemas.microsoft.com/office/drawing/2016/5/13/chartex" xmlns:cx8="http://schemas.microsoft.com/office/drawing/2016/5/14/chartex" xmlns:mc="http://schemas.openxmlformats.org/markup-compatibility/2006" xmlns:aink="http://schemas.microsoft.com/office/drawing/2016/ink" xmlns:am3d="http://schemas.microsoft.com/office/drawing/2017/model3d" xmlns:o="urn:schemas-microsoft-com:office:office" xmlns:oel="http://schemas.microsoft.com/office/2019/extlst" xmlns:r="http://schemas.openxmlformats.org/officeDocument/2006/relationships" xmlns:m="http://schemas.openxmlformats.org/officeDocument/2006/math" xmlns:v="urn:schemas-microsoft-com:vml" xmlns:wp14="http://schemas.microsoft.com/office/word/2010/wordprocessingDrawing" xmlns:wp="http://schemas.openxmlformats.org/drawingml/2006/wordprocessingDrawing" xmlns:w10="urn:schemas-microsoft-com:office:word" xmlns:w="http://schemas.openxmlformats.org/wordprocessingml/2006/main" xmlns:w14="http://schemas.microsoft.com/office/word/2010/wordml" xmlns:w15="http://schemas.microsoft.com/office/word/2012/wordml" xmlns:w16cei="http://schemas.microsoft.com/office/word/2026/wordml/cei" xmlns:w16cex="http://schemas.microsoft.com/office/word/2018/wordml/cex" xmlns:w16cid="http://schemas.microsoft.com/office/word/2016/wordml/cid" xmlns:w16="http://schemas.microsoft.com/office/word/2018/wordml" xmlns:w16du="http://schemas.microsoft.com/office/word/2023/wordml/word16du" xmlns:w16sdtdh="http://schemas.microsoft.com/office/word/2020/wordml/sdtdatahash" xmlns:w16sdtfl="http://schemas.microsoft.com/office/word/2024/wordml/sdtformatlock" xmlns:w16se="http://schemas.microsoft.com/office/word/2015/wordml/symex" xmlns:wpg="http://schemas.microsoft.com/office/word/2010/wordprocessingGroup" xmlns:wpi="http://schemas.microsoft.com/office/word/2010/wordprocessingInk" xmlns:wne="http://schemas.microsoft.com/office/word/2006/wordml" xmlns:wps="http://schemas.microsoft.com/office/word/2010/wordprocessingShape" mc:Ignorable="w14 w15 w16se w16cid w16 w16cex w16sdtdh w16sdtfl w16du wp14">
   <w:body>
     <w:p>
       <w:pPr>
-        <w:jc w:val="center"/>
-        <w:rPr>
-          <w:rFonts w:asciiTheme="majorHAnsi" w:hAnsiTheme="majorHAnsi" w:cs="MyriadPro-Regular"/>
+        <w:rPr>
+          <w:rFonts w:cs="MyriadPro-Regular"/>
           <w:color w:val="4F81BD" w:themeColor="accent1"/>
           <w:sz w:val="16"/>
           <w:szCs w:val="16"/>
@@ -15,9 +14,6 @@
       </w:pPr>
       <w:r>
         <w:rPr>
-          <w:rFonts w:asciiTheme="majorHAnsi" w:hAnsiTheme="majorHAnsi" w:cs="Calibri"/>
-          <w:b/>
-          <w:bCs/>
           <w:noProof/>
         </w:rPr>
         <w:drawing>
@@ -293,19 +289,19 @@
         <w:rPr>
           <w:rStyle w:val="HTMLTypewriter"/>
           <w:rFonts w:ascii="Times New Roman" w:eastAsia="MS Mincho" w:hAnsi="Times New Roman" w:cs="Times New Roman"/>
+          <w:b/>
+          <w:sz w:val="24"/>
+          <w:szCs w:val="24"/>
+          <w:lang w:val="sq-AL"/>
+        </w:rPr>
+      </w:pPr>
+      <w:r>
+        <w:rPr>
           <w:color w:val="000000"/>
           <w:sz w:val="22"/>
           <w:szCs w:val="22"/>
           <w:lang w:val="sq-AL"/>
         </w:rPr>
-      </w:pPr>
-      <w:r>
-        <w:rPr>
-          <w:color w:val="000000"/>
-          <w:sz w:val="22"/>
-          <w:szCs w:val="22"/>
-          <w:lang w:val="sq-AL"/>
-        </w:rPr>
         <w:br/>
       </w:r>
       <w:r>
@@ -322,6 +318,7 @@
     </w:p>
     <w:p>
       <w:pPr>
+        <w:jc w:val="center"/>
         <w:rPr>
           <w:rStyle w:val="HTMLTypewriter"/>
           <w:rFonts w:ascii="Times New Roman" w:eastAsia="MS Mincho" w:hAnsi="Times New Roman" w:cs="Times New Roman"/>
@@ -331,6 +328,29 @@
           <w:lang w:val="sq-AL"/>
         </w:rPr>
       </w:pPr>
+      <w:r>
+        <w:rPr>
+          <w:rStyle w:val="HTMLTypewriter"/>
+          <w:rFonts w:ascii="Times New Roman" w:eastAsia="MS Mincho" w:hAnsi="Times New Roman" w:cs="Times New Roman"/>
+          <w:b/>
+          <w:sz w:val="24"/>
+          <w:szCs w:val="24"/>
+          <w:lang w:val="sq-AL"/>
+        </w:rPr>
+        <w:t>{transfer}</w:t>
+      </w:r>
+    </w:p>
+    <w:p>
+      <w:pPr>
+        <w:rPr>
+          <w:rStyle w:val="HTMLTypewriter"/>
+          <w:rFonts w:ascii="Times New Roman" w:eastAsia="MS Mincho" w:hAnsi="Times New Roman" w:cs="Times New Roman"/>
+          <w:color w:val="000000"/>
+          <w:sz w:val="22"/>
+          <w:szCs w:val="22"/>
+          <w:lang w:val="sq-AL"/>
+        </w:rPr>
+      </w:pPr>
     </w:p>
     <w:p>
       <w:pPr>
@@ -464,6 +484,24 @@
           <w:lang w:val="sq-AL"/>
         </w:rPr>
         <w:t>{emri}</w:t>
+      </w:r>
+      <w:r>
+        <w:rPr>
+          <w:rStyle w:val="HTMLTypewriter"/>
+          <w:rFonts w:ascii="Times New Roman" w:eastAsia="MS Mincho" w:hAnsi="Times New Roman" w:cs="Times New Roman"/>
+          <w:b/>
+          <w:sz w:val="24"/>
+          <w:szCs w:val="24"/>
+          <w:lang w:val="sq-AL"/>
+        </w:rPr>
+        <w:t xml:space="preserve"> </w:t>
+      </w:r>
+      <w:r>
+        <w:rPr>
+          <w:b/>
+          <w:lang w:val="sq-AL"/>
+        </w:rPr>
+        <w:t>{mbiemri}</w:t>
       </w:r>
       <w:r>
         <w:rPr>
@@ -523,27 +561,17 @@
       </w:r>
       <w:r>
         <w:rPr>
-          <w:rStyle w:val="HTMLTypewriter"/>
-          <w:rFonts w:ascii="Times New Roman" w:eastAsia="MS Mincho" w:hAnsi="Times New Roman" w:cs="Times New Roman"/>
           <w:b/>
           <w:bCs/>
           <w:color w:val="000000"/>
-          <w:sz w:val="24"/>
-          <w:szCs w:val="24"/>
           <w:u w:val="single"/>
           <w:lang w:val="sq-AL"/>
         </w:rPr>
-        <w:t>{emri_babait}</w:t>
-      </w:r>
-      <w:r>
-        <w:rPr>
-          <w:rStyle w:val="HTMLTypewriter"/>
-          <w:rFonts w:ascii="Times New Roman" w:eastAsia="MS Mincho" w:hAnsi="Times New Roman" w:cs="Times New Roman"/>
-          <w:b/>
-          <w:bCs/>
+        <w:t>{kontakti_i_pare}</w:t>
+      </w:r>
+      <w:r>
+        <w:rPr>
           <w:color w:val="000000"/>
-          <w:sz w:val="24"/>
-          <w:szCs w:val="24"/>
           <w:u w:val="single"/>
           <w:lang w:val="sq-AL"/>
         </w:rPr>
@@ -824,15 +852,15 @@
             <w:pPr>
               <w:rPr>
                 <w:rFonts w:ascii="Times New Roman" w:hAnsi="Times New Roman" w:cs="Times New Roman"/>
-                <w:bCs/>
+                <w:b/>
                 <w:color w:val="548DD4" w:themeColor="text2" w:themeTint="99"/>
               </w:rPr>
             </w:pPr>
             <w:r>
               <w:rPr>
                 <w:rFonts w:ascii="Times New Roman" w:hAnsi="Times New Roman" w:cs="Times New Roman"/>
-                <w:bCs/>
-                <w:color w:val="548DD4" w:themeColor="text2" w:themeTint="99"/>
+                <w:b/>
+                <w:color w:val="000000" w:themeColor="text1"/>
               </w:rPr>
               <w:t>{telefoni}</w:t>
             </w:r>
@@ -918,7 +946,7 @@
               <w:rPr>
                 <w:rStyle w:val="IntenseEmphasis"/>
                 <w:rFonts w:ascii="Times New Roman" w:hAnsi="Times New Roman" w:cs="Times New Roman"/>
-                <w:bCs/>
+                <w:b/>
                 <w:i w:val="0"/>
                 <w:iCs w:val="0"/>
                 <w:color w:val="548DD4" w:themeColor="text2" w:themeTint="99"/>
@@ -928,18 +956,12 @@
               <w:rPr>
                 <w:rStyle w:val="IntenseEmphasis"/>
                 <w:rFonts w:ascii="Times New Roman" w:hAnsi="Times New Roman" w:cs="Times New Roman"/>
-                <w:bCs/>
+                <w:b/>
                 <w:i w:val="0"/>
                 <w:iCs w:val="0"/>
-                <w:color w:val="548DD4" w:themeColor="text2" w:themeTint="99"/>
-              </w:rPr>
-              <w:t>{</w:t>
-            </w:r>
-            <w:r>
-              <w:rPr>
-                <w:rStyle w:val="IntenseEmphasis"/>
-              </w:rPr>
-              <w:t>email}</w:t>
+                <w:color w:val="000000" w:themeColor="text1"/>
+              </w:rPr>
+              <w:t>{email}</w:t>
             </w:r>
           </w:p>
         </w:tc>
@@ -1575,6 +1597,7 @@
           <w:rFonts w:eastAsiaTheme="minorEastAsia"/>
           <w:lang w:val="sq-AL" w:eastAsia="sq-AL"/>
         </w:rPr>
+        <w:lastRenderedPageBreak/>
         <w:t>Të siguroj kuadër profesional për mësim bashkëkohor;</w:t>
       </w:r>
     </w:p>
@@ -1597,7 +1620,6 @@
           <w:rFonts w:eastAsiaTheme="minorEastAsia"/>
           <w:lang w:val="sq-AL" w:eastAsia="sq-AL"/>
         </w:rPr>
-        <w:lastRenderedPageBreak/>
         <w:t>Të siguroj shërbime administrative efikase, si dhe të siguroj kushte higjeno-sanitare;</w:t>
       </w:r>
     </w:p>
@@ -2119,6 +2141,9 @@
         <w:t>:</w:t>
       </w:r>
       <w:r>
+        <w:rPr>
+          <w:lang w:val="sq-AL"/>
+        </w:rPr>
         <w:t xml:space="preserve"> </w:t>
       </w:r>
       <w:r>
@@ -2131,6 +2156,7 @@
       <w:r>
         <w:rPr>
           <w:bCs/>
+          <w:lang w:val="sq-AL"/>
         </w:rPr>
         <w:t>.</w:t>
       </w:r>
@@ -2496,6 +2522,7 @@
           <w:rFonts w:eastAsiaTheme="minorEastAsia"/>
           <w:lang w:val="sq-AL" w:eastAsia="sq-AL"/>
         </w:rPr>
+        <w:lastRenderedPageBreak/>
         <w:t xml:space="preserve"> Pagesë në katër këste e shumës totale të kontraktuar:</w:t>
       </w:r>
     </w:p>
@@ -2518,7 +2545,6 @@
           <w:rFonts w:eastAsiaTheme="minorEastAsia"/>
           <w:lang w:val="sq-AL" w:eastAsia="sq-AL"/>
         </w:rPr>
-        <w:lastRenderedPageBreak/>
         <w:t>Kësti i parë paguhet në afat prej 5 (pesë) ditësh nga data e nënshkrimit të kontratës;</w:t>
       </w:r>
     </w:p>
@@ -3114,384 +3140,16 @@
         <w:rPr>
           <w:color w:val="0D0D0D"/>
           <w:shd w:val="clear" w:color="auto" w:fill="FFFFFF"/>
-        </w:rPr>
-      </w:pPr>
-      <w:proofErr w:type="spellStart"/>
+          <w:lang w:val="sq-AL"/>
+        </w:rPr>
+      </w:pPr>
       <w:r>
         <w:rPr>
           <w:color w:val="0D0D0D"/>
           <w:shd w:val="clear" w:color="auto" w:fill="FFFFFF"/>
-        </w:rPr>
-        <w:t>Transporti</w:t>
-      </w:r>
-      <w:proofErr w:type="spellEnd"/>
-      <w:r>
-        <w:rPr>
-          <w:color w:val="0D0D0D"/>
-          <w:shd w:val="clear" w:color="auto" w:fill="FFFFFF"/>
-        </w:rPr>
-        <w:t xml:space="preserve"> do </w:t>
-      </w:r>
-      <w:proofErr w:type="spellStart"/>
-      <w:r>
-        <w:rPr>
-          <w:color w:val="0D0D0D"/>
-          <w:shd w:val="clear" w:color="auto" w:fill="FFFFFF"/>
-        </w:rPr>
-        <w:t>të</w:t>
-      </w:r>
-      <w:proofErr w:type="spellEnd"/>
-      <w:r>
-        <w:rPr>
-          <w:color w:val="0D0D0D"/>
-          <w:shd w:val="clear" w:color="auto" w:fill="FFFFFF"/>
-        </w:rPr>
-        <w:t xml:space="preserve"> </w:t>
-      </w:r>
-      <w:proofErr w:type="spellStart"/>
-      <w:r>
-        <w:rPr>
-          <w:color w:val="0D0D0D"/>
-          <w:shd w:val="clear" w:color="auto" w:fill="FFFFFF"/>
-        </w:rPr>
-        <w:t>jetë</w:t>
-      </w:r>
-      <w:proofErr w:type="spellEnd"/>
-      <w:r>
-        <w:rPr>
-          <w:color w:val="0D0D0D"/>
-          <w:shd w:val="clear" w:color="auto" w:fill="FFFFFF"/>
-        </w:rPr>
-        <w:t xml:space="preserve"> individual, apo </w:t>
-      </w:r>
-      <w:proofErr w:type="spellStart"/>
-      <w:r>
-        <w:rPr>
-          <w:color w:val="0D0D0D"/>
-          <w:shd w:val="clear" w:color="auto" w:fill="FFFFFF"/>
-        </w:rPr>
-        <w:t>i</w:t>
-      </w:r>
-      <w:proofErr w:type="spellEnd"/>
-      <w:r>
-        <w:rPr>
-          <w:color w:val="0D0D0D"/>
-          <w:shd w:val="clear" w:color="auto" w:fill="FFFFFF"/>
-        </w:rPr>
-        <w:t xml:space="preserve"> </w:t>
-      </w:r>
-      <w:proofErr w:type="spellStart"/>
-      <w:r>
-        <w:rPr>
-          <w:color w:val="0D0D0D"/>
-          <w:shd w:val="clear" w:color="auto" w:fill="FFFFFF"/>
-        </w:rPr>
-        <w:t>organizuar</w:t>
-      </w:r>
-      <w:proofErr w:type="spellEnd"/>
-      <w:r>
-        <w:rPr>
-          <w:color w:val="0D0D0D"/>
-          <w:shd w:val="clear" w:color="auto" w:fill="FFFFFF"/>
-        </w:rPr>
-        <w:t xml:space="preserve"> </w:t>
-      </w:r>
-      <w:proofErr w:type="spellStart"/>
-      <w:r>
-        <w:rPr>
-          <w:color w:val="0D0D0D"/>
-          <w:shd w:val="clear" w:color="auto" w:fill="FFFFFF"/>
-        </w:rPr>
-        <w:t>nga</w:t>
-      </w:r>
-      <w:proofErr w:type="spellEnd"/>
-      <w:r>
-        <w:rPr>
-          <w:color w:val="0D0D0D"/>
-          <w:shd w:val="clear" w:color="auto" w:fill="FFFFFF"/>
-        </w:rPr>
-        <w:t xml:space="preserve"> </w:t>
-      </w:r>
-      <w:proofErr w:type="spellStart"/>
-      <w:r>
-        <w:rPr>
-          <w:color w:val="0D0D0D"/>
-          <w:shd w:val="clear" w:color="auto" w:fill="FFFFFF"/>
-        </w:rPr>
-        <w:t>Kolegji</w:t>
-      </w:r>
-      <w:proofErr w:type="spellEnd"/>
-      <w:r>
-        <w:rPr>
-          <w:color w:val="0D0D0D"/>
-          <w:shd w:val="clear" w:color="auto" w:fill="FFFFFF"/>
-        </w:rPr>
-        <w:t xml:space="preserve"> ISPE</w:t>
-      </w:r>
-      <w:r>
-        <w:rPr>
-          <w:color w:val="0D0D0D"/>
-          <w:shd w:val="clear" w:color="auto" w:fill="FFFFFF"/>
-        </w:rPr>
-        <w:t xml:space="preserve"> </w:t>
-      </w:r>
-      <w:proofErr w:type="spellStart"/>
-      <w:r>
-        <w:rPr>
-          <w:color w:val="0D0D0D"/>
-          <w:shd w:val="clear" w:color="auto" w:fill="FFFFFF"/>
-        </w:rPr>
-        <w:t>në</w:t>
-      </w:r>
-      <w:proofErr w:type="spellEnd"/>
-      <w:r>
-        <w:rPr>
-          <w:color w:val="0D0D0D"/>
-          <w:shd w:val="clear" w:color="auto" w:fill="FFFFFF"/>
-        </w:rPr>
-        <w:t xml:space="preserve"> </w:t>
-      </w:r>
-      <w:proofErr w:type="spellStart"/>
-      <w:r>
-        <w:rPr>
-          <w:color w:val="0D0D0D"/>
-          <w:shd w:val="clear" w:color="auto" w:fill="FFFFFF"/>
-        </w:rPr>
-        <w:t>bashkëpunim</w:t>
-      </w:r>
-      <w:proofErr w:type="spellEnd"/>
-      <w:r>
-        <w:rPr>
-          <w:color w:val="0D0D0D"/>
-          <w:shd w:val="clear" w:color="auto" w:fill="FFFFFF"/>
-        </w:rPr>
-        <w:t xml:space="preserve"> me </w:t>
-      </w:r>
-      <w:proofErr w:type="spellStart"/>
-      <w:r>
-        <w:rPr>
-          <w:color w:val="0D0D0D"/>
-          <w:shd w:val="clear" w:color="auto" w:fill="FFFFFF"/>
-        </w:rPr>
-        <w:t>prindërit</w:t>
-      </w:r>
-      <w:proofErr w:type="spellEnd"/>
-      <w:r>
-        <w:rPr>
-          <w:color w:val="0D0D0D"/>
-          <w:shd w:val="clear" w:color="auto" w:fill="FFFFFF"/>
-        </w:rPr>
-        <w:t xml:space="preserve"> </w:t>
-      </w:r>
-      <w:proofErr w:type="spellStart"/>
-      <w:r>
-        <w:rPr>
-          <w:color w:val="0D0D0D"/>
-          <w:shd w:val="clear" w:color="auto" w:fill="FFFFFF"/>
-        </w:rPr>
-        <w:t>ndërsa</w:t>
-      </w:r>
-      <w:proofErr w:type="spellEnd"/>
-      <w:r>
-        <w:rPr>
-          <w:color w:val="0D0D0D"/>
-          <w:shd w:val="clear" w:color="auto" w:fill="FFFFFF"/>
-        </w:rPr>
-        <w:t xml:space="preserve"> </w:t>
-      </w:r>
-      <w:proofErr w:type="spellStart"/>
-      <w:r>
-        <w:rPr>
-          <w:color w:val="0D0D0D"/>
-          <w:shd w:val="clear" w:color="auto" w:fill="FFFFFF"/>
-        </w:rPr>
-        <w:t>kostot</w:t>
-      </w:r>
-      <w:proofErr w:type="spellEnd"/>
-      <w:r>
-        <w:rPr>
-          <w:color w:val="0D0D0D"/>
-          <w:shd w:val="clear" w:color="auto" w:fill="FFFFFF"/>
-        </w:rPr>
-        <w:t xml:space="preserve"> e </w:t>
-      </w:r>
-      <w:proofErr w:type="spellStart"/>
-      <w:r>
-        <w:rPr>
-          <w:color w:val="0D0D0D"/>
-          <w:shd w:val="clear" w:color="auto" w:fill="FFFFFF"/>
-        </w:rPr>
-        <w:t>transportit</w:t>
-      </w:r>
-      <w:proofErr w:type="spellEnd"/>
-      <w:r>
-        <w:rPr>
-          <w:color w:val="0D0D0D"/>
-          <w:shd w:val="clear" w:color="auto" w:fill="FFFFFF"/>
-        </w:rPr>
-        <w:t xml:space="preserve"> do </w:t>
-      </w:r>
-      <w:proofErr w:type="spellStart"/>
-      <w:r>
-        <w:rPr>
-          <w:color w:val="0D0D0D"/>
-          <w:shd w:val="clear" w:color="auto" w:fill="FFFFFF"/>
-        </w:rPr>
-        <w:t>të</w:t>
-      </w:r>
-      <w:proofErr w:type="spellEnd"/>
-      <w:r>
-        <w:rPr>
-          <w:color w:val="0D0D0D"/>
-          <w:shd w:val="clear" w:color="auto" w:fill="FFFFFF"/>
-        </w:rPr>
-        <w:t xml:space="preserve"> </w:t>
-      </w:r>
-      <w:proofErr w:type="spellStart"/>
-      <w:r>
-        <w:rPr>
-          <w:color w:val="0D0D0D"/>
-          <w:shd w:val="clear" w:color="auto" w:fill="FFFFFF"/>
-        </w:rPr>
-        <w:t>mbulohen</w:t>
-      </w:r>
-      <w:proofErr w:type="spellEnd"/>
-      <w:r>
-        <w:rPr>
-          <w:color w:val="0D0D0D"/>
-          <w:shd w:val="clear" w:color="auto" w:fill="FFFFFF"/>
-        </w:rPr>
-        <w:t xml:space="preserve"> </w:t>
-      </w:r>
-      <w:proofErr w:type="spellStart"/>
-      <w:proofErr w:type="gramStart"/>
-      <w:r>
-        <w:rPr>
-          <w:color w:val="0D0D0D"/>
-          <w:shd w:val="clear" w:color="auto" w:fill="FFFFFF"/>
-        </w:rPr>
-        <w:t>nga</w:t>
-      </w:r>
-      <w:proofErr w:type="spellEnd"/>
-      <w:r>
-        <w:rPr>
-          <w:color w:val="0D0D0D"/>
-          <w:shd w:val="clear" w:color="auto" w:fill="FFFFFF"/>
-        </w:rPr>
-        <w:t xml:space="preserve">  </w:t>
-      </w:r>
-      <w:proofErr w:type="spellStart"/>
-      <w:r>
-        <w:rPr>
-          <w:color w:val="0D0D0D"/>
-          <w:shd w:val="clear" w:color="auto" w:fill="FFFFFF"/>
-        </w:rPr>
-        <w:t>Kolegji</w:t>
-      </w:r>
-      <w:proofErr w:type="spellEnd"/>
-      <w:proofErr w:type="gramEnd"/>
-      <w:r>
-        <w:rPr>
-          <w:color w:val="0D0D0D"/>
-          <w:shd w:val="clear" w:color="auto" w:fill="FFFFFF"/>
-        </w:rPr>
-        <w:t xml:space="preserve"> </w:t>
-      </w:r>
-      <w:proofErr w:type="spellStart"/>
-      <w:r>
-        <w:rPr>
-          <w:color w:val="0D0D0D"/>
-          <w:shd w:val="clear" w:color="auto" w:fill="FFFFFF"/>
-        </w:rPr>
-        <w:t>vetem</w:t>
-      </w:r>
-      <w:proofErr w:type="spellEnd"/>
-      <w:r>
-        <w:rPr>
-          <w:color w:val="0D0D0D"/>
-          <w:shd w:val="clear" w:color="auto" w:fill="FFFFFF"/>
-        </w:rPr>
-        <w:t xml:space="preserve"> </w:t>
-      </w:r>
-      <w:proofErr w:type="spellStart"/>
-      <w:r>
-        <w:rPr>
-          <w:color w:val="0D0D0D"/>
-          <w:shd w:val="clear" w:color="auto" w:fill="FFFFFF"/>
-        </w:rPr>
-        <w:t>për</w:t>
-      </w:r>
-      <w:proofErr w:type="spellEnd"/>
-      <w:r>
-        <w:rPr>
-          <w:color w:val="0D0D0D"/>
-          <w:shd w:val="clear" w:color="auto" w:fill="FFFFFF"/>
-        </w:rPr>
-        <w:t xml:space="preserve"> </w:t>
-      </w:r>
-      <w:proofErr w:type="spellStart"/>
-      <w:r>
-        <w:rPr>
-          <w:color w:val="0D0D0D"/>
-          <w:shd w:val="clear" w:color="auto" w:fill="FFFFFF"/>
-        </w:rPr>
-        <w:t>vitin</w:t>
-      </w:r>
-      <w:proofErr w:type="spellEnd"/>
-      <w:r>
-        <w:rPr>
-          <w:color w:val="0D0D0D"/>
-          <w:shd w:val="clear" w:color="auto" w:fill="FFFFFF"/>
-        </w:rPr>
-        <w:t xml:space="preserve"> e </w:t>
-      </w:r>
-      <w:proofErr w:type="spellStart"/>
-      <w:r>
-        <w:rPr>
-          <w:color w:val="0D0D0D"/>
-          <w:shd w:val="clear" w:color="auto" w:fill="FFFFFF"/>
-        </w:rPr>
-        <w:t>parë</w:t>
-      </w:r>
-      <w:proofErr w:type="spellEnd"/>
-      <w:r>
-        <w:rPr>
-          <w:color w:val="0D0D0D"/>
-          <w:shd w:val="clear" w:color="auto" w:fill="FFFFFF"/>
-        </w:rPr>
-        <w:t xml:space="preserve"> </w:t>
-      </w:r>
-      <w:proofErr w:type="spellStart"/>
-      <w:r>
-        <w:rPr>
-          <w:color w:val="0D0D0D"/>
-          <w:shd w:val="clear" w:color="auto" w:fill="FFFFFF"/>
-        </w:rPr>
-        <w:t>të</w:t>
-      </w:r>
-      <w:proofErr w:type="spellEnd"/>
-      <w:r>
-        <w:rPr>
-          <w:color w:val="0D0D0D"/>
-          <w:shd w:val="clear" w:color="auto" w:fill="FFFFFF"/>
-        </w:rPr>
-        <w:t xml:space="preserve"> </w:t>
-      </w:r>
-      <w:proofErr w:type="spellStart"/>
-      <w:r>
-        <w:rPr>
-          <w:color w:val="0D0D0D"/>
-          <w:shd w:val="clear" w:color="auto" w:fill="FFFFFF"/>
-        </w:rPr>
-        <w:t>shkollimit</w:t>
-      </w:r>
-      <w:proofErr w:type="spellEnd"/>
-      <w:r>
-        <w:rPr>
-          <w:color w:val="0D0D0D"/>
-          <w:shd w:val="clear" w:color="auto" w:fill="FFFFFF"/>
-        </w:rPr>
-        <w:t xml:space="preserve">. </w:t>
+          <w:lang w:val="sq-AL"/>
+        </w:rPr>
+        <w:t xml:space="preserve">Transporti do të jetë individual, apo i organizuar nga Kolegji ISPE në bashkëpunim me prindërit ndërsa kostot e transportit do të mbulohen nga  Kolegji vetem për vitin e parë të shkollimit. </w:t>
       </w:r>
     </w:p>
     <w:p>
@@ -3691,6 +3349,7 @@
           <w:rFonts w:eastAsiaTheme="minorEastAsia"/>
           <w:lang w:val="sq-AL" w:eastAsia="sq-AL"/>
         </w:rPr>
+        <w:lastRenderedPageBreak/>
         <w:t>Veprimet e dhunshme siç mund të jenë kërcënimi, konflikti dhe fyerja e nxënësve, mësimdhënësve</w:t>
       </w:r>
       <w:r>
@@ -3727,7 +3386,6 @@
           <w:rFonts w:eastAsiaTheme="minorEastAsia"/>
           <w:lang w:val="sq-AL" w:eastAsia="sq-AL"/>
         </w:rPr>
-        <w:lastRenderedPageBreak/>
         <w:t>Mosres</w:t>
       </w:r>
       <w:r>
@@ -4469,6 +4127,7 @@
           <w:rFonts w:eastAsiaTheme="minorEastAsia"/>
           <w:lang w:val="sq-AL" w:eastAsia="sq-AL"/>
         </w:rPr>
+        <w:lastRenderedPageBreak/>
         <w:t xml:space="preserve">Nëse Nxënësi shkel këtë kontratë dhe aktet juridike </w:t>
       </w:r>
       <w:r>
@@ -4533,7 +4192,6 @@
           <w:rFonts w:eastAsiaTheme="minorEastAsia"/>
           <w:lang w:val="sq-AL" w:eastAsia="sq-AL"/>
         </w:rPr>
-        <w:lastRenderedPageBreak/>
         <w:t>Nxënësit mund t’i shkëputet kontrata nga, Komisioni, në bazë të një vendimi për përjashtim;</w:t>
       </w:r>
     </w:p>
@@ -5097,6 +4755,7 @@
           <w:b/>
           <w:lang w:val="sq-AL" w:eastAsia="sq-AL"/>
         </w:rPr>
+        <w:lastRenderedPageBreak/>
         <w:t xml:space="preserve">Neni </w:t>
       </w:r>
       <w:r>
@@ -5130,7 +4789,6 @@
           <w:rFonts w:eastAsiaTheme="minorEastAsia"/>
           <w:lang w:val="sq-AL" w:eastAsia="sq-AL"/>
         </w:rPr>
-        <w:lastRenderedPageBreak/>
         <w:t>Kjo kontratë është nënshkruar në bazë të vullnetit të lirë të palëve kontraktuese dhe pasi që nxënësi ka lexuar dhe është njoftuar me aktet normative të Kolegjit ISPE.</w:t>
       </w:r>
     </w:p>
@@ -6149,26 +5807,14 @@
       <w:r>
         <w:rPr>
           <w:b/>
-        </w:rPr>
-        <w:t>{</w:t>
-      </w:r>
-      <w:proofErr w:type="spellStart"/>
-      <w:r>
-        <w:rPr>
-          <w:b/>
-        </w:rPr>
-        <w:t>emri</w:t>
-      </w:r>
-      <w:proofErr w:type="spellEnd"/>
-      <w:r>
-        <w:rPr>
-          <w:b/>
-        </w:rPr>
-        <w:t>}</w:t>
-      </w:r>
-      <w:r>
-        <w:rPr>
-          <w:b/>
+          <w:lang w:val="sq-AL"/>
+        </w:rPr>
+        <w:t>{emri}</w:t>
+      </w:r>
+      <w:r>
+        <w:rPr>
+          <w:b/>
+          <w:lang w:val="sq-AL"/>
         </w:rPr>
         <w:t xml:space="preserve"> </w:t>
       </w:r>
@@ -6929,7 +6575,7 @@
 </file>
 
 <file path=word/endnotes.xml><?xml version="1.0" encoding="utf-8"?>
-<w:endnotes xmlns:wpc="http://schemas.microsoft.com/office/word/2010/wordprocessingCanvas" xmlns:cx="http://schemas.microsoft.com/office/drawing/2014/chartex" xmlns:cx1="http://schemas.microsoft.com/office/drawing/2015/9/8/chartex" xmlns:cx2="http://schemas.microsoft.com/office/drawing/2015/10/21/chartex" xmlns:cx3="http://schemas.microsoft.com/office/drawing/2016/5/9/chartex" xmlns:cx4="http://schemas.microsoft.com/office/drawing/2016/5/10/chartex" xmlns:cx5="http://schemas.microsoft.com/office/drawing/2016/5/11/chartex" xmlns:cx6="http://schemas.microsoft.com/office/drawing/2016/5/12/chartex" xmlns:cx7="http://schemas.microsoft.com/office/drawing/2016/5/13/chartex" xmlns:cx8="http://schemas.microsoft.com/office/drawing/2016/5/14/chartex" xmlns:mc="http://schemas.openxmlformats.org/markup-compatibility/2006" xmlns:aink="http://schemas.microsoft.com/office/drawing/2016/ink" xmlns:am3d="http://schemas.microsoft.com/office/drawing/2017/model3d" xmlns:o="urn:schemas-microsoft-com:office:office" xmlns:oel="http://schemas.microsoft.com/office/2019/extlst" xmlns:r="http://schemas.openxmlformats.org/officeDocument/2006/relationships" xmlns:m="http://schemas.openxmlformats.org/officeDocument/2006/math" xmlns:v="urn:schemas-microsoft-com:vml" xmlns:wp14="http://schemas.microsoft.com/office/word/2010/wordprocessingDrawing" xmlns:wp="http://schemas.openxmlformats.org/drawingml/2006/wordprocessingDrawing" xmlns:w10="urn:schemas-microsoft-com:office:word" xmlns:w="http://schemas.openxmlformats.org/wordprocessingml/2006/main" xmlns:w14="http://schemas.microsoft.com/office/word/2010/wordml" xmlns:w15="http://schemas.microsoft.com/office/word/2012/wordml" xmlns:w16cex="http://schemas.microsoft.com/office/word/2018/wordml/cex" xmlns:w16cid="http://schemas.microsoft.com/office/word/2016/wordml/cid" xmlns:w16="http://schemas.microsoft.com/office/word/2018/wordml" xmlns:w16du="http://schemas.microsoft.com/office/word/2023/wordml/word16du" xmlns:w16sdtdh="http://schemas.microsoft.com/office/word/2020/wordml/sdtdatahash" xmlns:w16sdtfl="http://schemas.microsoft.com/office/word/2024/wordml/sdtformatlock" xmlns:w16se="http://schemas.microsoft.com/office/word/2015/wordml/symex" xmlns:wpg="http://schemas.microsoft.com/office/word/2010/wordprocessingGroup" xmlns:wpi="http://schemas.microsoft.com/office/word/2010/wordprocessingInk" xmlns:wne="http://schemas.microsoft.com/office/word/2006/wordml" xmlns:wps="http://schemas.microsoft.com/office/word/2010/wordprocessingShape" mc:Ignorable="w14 w15 w16se w16cid w16 w16cex w16sdtdh w16sdtfl w16du wp14">
+<w:endnotes xmlns:wpc="http://schemas.microsoft.com/office/word/2010/wordprocessingCanvas" xmlns:cx="http://schemas.microsoft.com/office/drawing/2014/chartex" xmlns:cx1="http://schemas.microsoft.com/office/drawing/2015/9/8/chartex" xmlns:cx2="http://schemas.microsoft.com/office/drawing/2015/10/21/chartex" xmlns:cx3="http://schemas.microsoft.com/office/drawing/2016/5/9/chartex" xmlns:cx4="http://schemas.microsoft.com/office/drawing/2016/5/10/chartex" xmlns:cx5="http://schemas.microsoft.com/office/drawing/2016/5/11/chartex" xmlns:cx6="http://schemas.microsoft.com/office/drawing/2016/5/12/chartex" xmlns:cx7="http://schemas.microsoft.com/office/drawing/2016/5/13/chartex" xmlns:cx8="http://schemas.microsoft.com/office/drawing/2016/5/14/chartex" xmlns:mc="http://schemas.openxmlformats.org/markup-compatibility/2006" xmlns:aink="http://schemas.microsoft.com/office/drawing/2016/ink" xmlns:am3d="http://schemas.microsoft.com/office/drawing/2017/model3d" xmlns:o="urn:schemas-microsoft-com:office:office" xmlns:oel="http://schemas.microsoft.com/office/2019/extlst" xmlns:r="http://schemas.openxmlformats.org/officeDocument/2006/relationships" xmlns:m="http://schemas.openxmlformats.org/officeDocument/2006/math" xmlns:v="urn:schemas-microsoft-com:vml" xmlns:wp14="http://schemas.microsoft.com/office/word/2010/wordprocessingDrawing" xmlns:wp="http://schemas.openxmlformats.org/drawingml/2006/wordprocessingDrawing" xmlns:w10="urn:schemas-microsoft-com:office:word" xmlns:w="http://schemas.openxmlformats.org/wordprocessingml/2006/main" xmlns:w14="http://schemas.microsoft.com/office/word/2010/wordml" xmlns:w15="http://schemas.microsoft.com/office/word/2012/wordml" xmlns:w16cei="http://schemas.microsoft.com/office/word/2026/wordml/cei" xmlns:w16cex="http://schemas.microsoft.com/office/word/2018/wordml/cex" xmlns:w16cid="http://schemas.microsoft.com/office/word/2016/wordml/cid" xmlns:w16="http://schemas.microsoft.com/office/word/2018/wordml" xmlns:w16du="http://schemas.microsoft.com/office/word/2023/wordml/word16du" xmlns:w16sdtdh="http://schemas.microsoft.com/office/word/2020/wordml/sdtdatahash" xmlns:w16sdtfl="http://schemas.microsoft.com/office/word/2024/wordml/sdtformatlock" xmlns:w16se="http://schemas.microsoft.com/office/word/2015/wordml/symex" xmlns:wpg="http://schemas.microsoft.com/office/word/2010/wordprocessingGroup" xmlns:wpi="http://schemas.microsoft.com/office/word/2010/wordprocessingInk" xmlns:wne="http://schemas.microsoft.com/office/word/2006/wordml" xmlns:wps="http://schemas.microsoft.com/office/word/2010/wordprocessingShape" mc:Ignorable="w14 w15 w16se w16cid w16 w16cex w16sdtdh w16sdtfl w16du wp14">
   <w:endnote w:type="separator" w:id="-1">
     <w:p>
       <w:r>
@@ -6948,7 +6594,7 @@
 </file>
 
 <file path=word/footer1.xml><?xml version="1.0" encoding="utf-8"?>
-<w:ftr xmlns:wpc="http://schemas.microsoft.com/office/word/2010/wordprocessingCanvas" xmlns:cx="http://schemas.microsoft.com/office/drawing/2014/chartex" xmlns:cx1="http://schemas.microsoft.com/office/drawing/2015/9/8/chartex" xmlns:cx2="http://schemas.microsoft.com/office/drawing/2015/10/21/chartex" xmlns:cx3="http://schemas.microsoft.com/office/drawing/2016/5/9/chartex" xmlns:cx4="http://schemas.microsoft.com/office/drawing/2016/5/10/chartex" xmlns:cx5="http://schemas.microsoft.com/office/drawing/2016/5/11/chartex" xmlns:cx6="http://schemas.microsoft.com/office/drawing/2016/5/12/chartex" xmlns:cx7="http://schemas.microsoft.com/office/drawing/2016/5/13/chartex" xmlns:cx8="http://schemas.microsoft.com/office/drawing/2016/5/14/chartex" xmlns:mc="http://schemas.openxmlformats.org/markup-compatibility/2006" xmlns:aink="http://schemas.microsoft.com/office/drawing/2016/ink" xmlns:am3d="http://schemas.microsoft.com/office/drawing/2017/model3d" xmlns:o="urn:schemas-microsoft-com:office:office" xmlns:oel="http://schemas.microsoft.com/office/2019/extlst" xmlns:r="http://schemas.openxmlformats.org/officeDocument/2006/relationships" xmlns:m="http://schemas.openxmlformats.org/officeDocument/2006/math" xmlns:v="urn:schemas-microsoft-com:vml" xmlns:wp14="http://schemas.microsoft.com/office/word/2010/wordprocessingDrawing" xmlns:wp="http://schemas.openxmlformats.org/drawingml/2006/wordprocessingDrawing" xmlns:w10="urn:schemas-microsoft-com:office:word" xmlns:w="http://schemas.openxmlformats.org/wordprocessingml/2006/main" xmlns:w14="http://schemas.microsoft.com/office/word/2010/wordml" xmlns:w15="http://schemas.microsoft.com/office/word/2012/wordml" xmlns:w16cex="http://schemas.microsoft.com/office/word/2018/wordml/cex" xmlns:w16cid="http://schemas.microsoft.com/office/word/2016/wordml/cid" xmlns:w16="http://schemas.microsoft.com/office/word/2018/wordml" xmlns:w16du="http://schemas.microsoft.com/office/word/2023/wordml/word16du" xmlns:w16sdtdh="http://schemas.microsoft.com/office/word/2020/wordml/sdtdatahash" xmlns:w16sdtfl="http://schemas.microsoft.com/office/word/2024/wordml/sdtformatlock" xmlns:w16se="http://schemas.microsoft.com/office/word/2015/wordml/symex" xmlns:wpg="http://schemas.microsoft.com/office/word/2010/wordprocessingGroup" xmlns:wpi="http://schemas.microsoft.com/office/word/2010/wordprocessingInk" xmlns:wne="http://schemas.microsoft.com/office/word/2006/wordml" xmlns:wps="http://schemas.microsoft.com/office/word/2010/wordprocessingShape" mc:Ignorable="w14 w15 w16se w16cid w16 w16cex w16sdtdh w16sdtfl w16du wp14">
+<w:ftr xmlns:wpc="http://schemas.microsoft.com/office/word/2010/wordprocessingCanvas" xmlns:cx="http://schemas.microsoft.com/office/drawing/2014/chartex" xmlns:cx1="http://schemas.microsoft.com/office/drawing/2015/9/8/chartex" xmlns:cx2="http://schemas.microsoft.com/office/drawing/2015/10/21/chartex" xmlns:cx3="http://schemas.microsoft.com/office/drawing/2016/5/9/chartex" xmlns:cx4="http://schemas.microsoft.com/office/drawing/2016/5/10/chartex" xmlns:cx5="http://schemas.microsoft.com/office/drawing/2016/5/11/chartex" xmlns:cx6="http://schemas.microsoft.com/office/drawing/2016/5/12/chartex" xmlns:cx7="http://schemas.microsoft.com/office/drawing/2016/5/13/chartex" xmlns:cx8="http://schemas.microsoft.com/office/drawing/2016/5/14/chartex" xmlns:mc="http://schemas.openxmlformats.org/markup-compatibility/2006" xmlns:aink="http://schemas.microsoft.com/office/drawing/2016/ink" xmlns:am3d="http://schemas.microsoft.com/office/drawing/2017/model3d" xmlns:o="urn:schemas-microsoft-com:office:office" xmlns:oel="http://schemas.microsoft.com/office/2019/extlst" xmlns:r="http://schemas.openxmlformats.org/officeDocument/2006/relationships" xmlns:m="http://schemas.openxmlformats.org/officeDocument/2006/math" xmlns:v="urn:schemas-microsoft-com:vml" xmlns:wp14="http://schemas.microsoft.com/office/word/2010/wordprocessingDrawing" xmlns:wp="http://schemas.openxmlformats.org/drawingml/2006/wordprocessingDrawing" xmlns:w10="urn:schemas-microsoft-com:office:word" xmlns:w="http://schemas.openxmlformats.org/wordprocessingml/2006/main" xmlns:w14="http://schemas.microsoft.com/office/word/2010/wordml" xmlns:w15="http://schemas.microsoft.com/office/word/2012/wordml" xmlns:w16cei="http://schemas.microsoft.com/office/word/2026/wordml/cei" xmlns:w16cex="http://schemas.microsoft.com/office/word/2018/wordml/cex" xmlns:w16cid="http://schemas.microsoft.com/office/word/2016/wordml/cid" xmlns:w16="http://schemas.microsoft.com/office/word/2018/wordml" xmlns:w16du="http://schemas.microsoft.com/office/word/2023/wordml/word16du" xmlns:w16sdtdh="http://schemas.microsoft.com/office/word/2020/wordml/sdtdatahash" xmlns:w16sdtfl="http://schemas.microsoft.com/office/word/2024/wordml/sdtformatlock" xmlns:w16se="http://schemas.microsoft.com/office/word/2015/wordml/symex" xmlns:wpg="http://schemas.microsoft.com/office/word/2010/wordprocessingGroup" xmlns:wpi="http://schemas.microsoft.com/office/word/2010/wordprocessingInk" xmlns:wne="http://schemas.microsoft.com/office/word/2006/wordml" xmlns:wps="http://schemas.microsoft.com/office/word/2010/wordprocessingShape" mc:Ignorable="w14 w15 w16se w16cid w16 w16cex w16sdtdh w16sdtfl w16du wp14">
   <w:sdt>
     <w:sdtPr>
       <w:id w:val="11684172"/>
@@ -7039,7 +6685,7 @@
 </file>
 
 <file path=word/footnotes.xml><?xml version="1.0" encoding="utf-8"?>
-<w:footnotes xmlns:wpc="http://schemas.microsoft.com/office/word/2010/wordprocessingCanvas" xmlns:cx="http://schemas.microsoft.com/office/drawing/2014/chartex" xmlns:cx1="http://schemas.microsoft.com/office/drawing/2015/9/8/chartex" xmlns:cx2="http://schemas.microsoft.com/office/drawing/2015/10/21/chartex" xmlns:cx3="http://schemas.microsoft.com/office/drawing/2016/5/9/chartex" xmlns:cx4="http://schemas.microsoft.com/office/drawing/2016/5/10/chartex" xmlns:cx5="http://schemas.microsoft.com/office/drawing/2016/5/11/chartex" xmlns:cx6="http://schemas.microsoft.com/office/drawing/2016/5/12/chartex" xmlns:cx7="http://schemas.microsoft.com/office/drawing/2016/5/13/chartex" xmlns:cx8="http://schemas.microsoft.com/office/drawing/2016/5/14/chartex" xmlns:mc="http://schemas.openxmlformats.org/markup-compatibility/2006" xmlns:aink="http://schemas.microsoft.com/office/drawing/2016/ink" xmlns:am3d="http://schemas.microsoft.com/office/drawing/2017/model3d" xmlns:o="urn:schemas-microsoft-com:office:office" xmlns:oel="http://schemas.microsoft.com/office/2019/extlst" xmlns:r="http://schemas.openxmlformats.org/officeDocument/2006/relationships" xmlns:m="http://schemas.openxmlformats.org/officeDocument/2006/math" xmlns:v="urn:schemas-microsoft-com:vml" xmlns:wp14="http://schemas.microsoft.com/office/word/2010/wordprocessingDrawing" xmlns:wp="http://schemas.openxmlformats.org/drawingml/2006/wordprocessingDrawing" xmlns:w10="urn:schemas-microsoft-com:office:word" xmlns:w="http://schemas.openxmlformats.org/wordprocessingml/2006/main" xmlns:w14="http://schemas.microsoft.com/office/word/2010/wordml" xmlns:w15="http://schemas.microsoft.com/office/word/2012/wordml" xmlns:w16cex="http://schemas.microsoft.com/office/word/2018/wordml/cex" xmlns:w16cid="http://schemas.microsoft.com/office/word/2016/wordml/cid" xmlns:w16="http://schemas.microsoft.com/office/word/2018/wordml" xmlns:w16du="http://schemas.microsoft.com/office/word/2023/wordml/word16du" xmlns:w16sdtdh="http://schemas.microsoft.com/office/word/2020/wordml/sdtdatahash" xmlns:w16sdtfl="http://schemas.microsoft.com/office/word/2024/wordml/sdtformatlock" xmlns:w16se="http://schemas.microsoft.com/office/word/2015/wordml/symex" xmlns:wpg="http://schemas.microsoft.com/office/word/2010/wordprocessingGroup" xmlns:wpi="http://schemas.microsoft.com/office/word/2010/wordprocessingInk" xmlns:wne="http://schemas.microsoft.com/office/word/2006/wordml" xmlns:wps="http://schemas.microsoft.com/office/word/2010/wordprocessingShape" mc:Ignorable="w14 w15 w16se w16cid w16 w16cex w16sdtdh w16sdtfl w16du wp14">
+<w:footnotes xmlns:wpc="http://schemas.microsoft.com/office/word/2010/wordprocessingCanvas" xmlns:cx="http://schemas.microsoft.com/office/drawing/2014/chartex" xmlns:cx1="http://schemas.microsoft.com/office/drawing/2015/9/8/chartex" xmlns:cx2="http://schemas.microsoft.com/office/drawing/2015/10/21/chartex" xmlns:cx3="http://schemas.microsoft.com/office/drawing/2016/5/9/chartex" xmlns:cx4="http://schemas.microsoft.com/office/drawing/2016/5/10/chartex" xmlns:cx5="http://schemas.microsoft.com/office/drawing/2016/5/11/chartex" xmlns:cx6="http://schemas.microsoft.com/office/drawing/2016/5/12/chartex" xmlns:cx7="http://schemas.microsoft.com/office/drawing/2016/5/13/chartex" xmlns:cx8="http://schemas.microsoft.com/office/drawing/2016/5/14/chartex" xmlns:mc="http://schemas.openxmlformats.org/markup-compatibility/2006" xmlns:aink="http://schemas.microsoft.com/office/drawing/2016/ink" xmlns:am3d="http://schemas.microsoft.com/office/drawing/2017/model3d" xmlns:o="urn:schemas-microsoft-com:office:office" xmlns:oel="http://schemas.microsoft.com/office/2019/extlst" xmlns:r="http://schemas.openxmlformats.org/officeDocument/2006/relationships" xmlns:m="http://schemas.openxmlformats.org/officeDocument/2006/math" xmlns:v="urn:schemas-microsoft-com:vml" xmlns:wp14="http://schemas.microsoft.com/office/word/2010/wordprocessingDrawing" xmlns:wp="http://schemas.openxmlformats.org/drawingml/2006/wordprocessingDrawing" xmlns:w10="urn:schemas-microsoft-com:office:word" xmlns:w="http://schemas.openxmlformats.org/wordprocessingml/2006/main" xmlns:w14="http://schemas.microsoft.com/office/word/2010/wordml" xmlns:w15="http://schemas.microsoft.com/office/word/2012/wordml" xmlns:w16cei="http://schemas.microsoft.com/office/word/2026/wordml/cei" xmlns:w16cex="http://schemas.microsoft.com/office/word/2018/wordml/cex" xmlns:w16cid="http://schemas.microsoft.com/office/word/2016/wordml/cid" xmlns:w16="http://schemas.microsoft.com/office/word/2018/wordml" xmlns:w16du="http://schemas.microsoft.com/office/word/2023/wordml/word16du" xmlns:w16sdtdh="http://schemas.microsoft.com/office/word/2020/wordml/sdtdatahash" xmlns:w16sdtfl="http://schemas.microsoft.com/office/word/2024/wordml/sdtformatlock" xmlns:w16se="http://schemas.microsoft.com/office/word/2015/wordml/symex" xmlns:wpg="http://schemas.microsoft.com/office/word/2010/wordprocessingGroup" xmlns:wpi="http://schemas.microsoft.com/office/word/2010/wordprocessingInk" xmlns:wne="http://schemas.microsoft.com/office/word/2006/wordml" xmlns:wps="http://schemas.microsoft.com/office/word/2010/wordprocessingShape" mc:Ignorable="w14 w15 w16se w16cid w16 w16cex w16sdtdh w16sdtfl w16du wp14">
   <w:footnote w:type="separator" w:id="-1">
     <w:p>
       <w:r>
@@ -7058,7 +6704,7 @@
 </file>
 
 <file path=word/numbering.xml><?xml version="1.0" encoding="utf-8"?>
-<w:numbering xmlns:wpc="http://schemas.microsoft.com/office/word/2010/wordprocessingCanvas" xmlns:cx="http://schemas.microsoft.com/office/drawing/2014/chartex" xmlns:cx1="http://schemas.microsoft.com/office/drawing/2015/9/8/chartex" xmlns:cx2="http://schemas.microsoft.com/office/drawing/2015/10/21/chartex" xmlns:cx3="http://schemas.microsoft.com/office/drawing/2016/5/9/chartex" xmlns:cx4="http://schemas.microsoft.com/office/drawing/2016/5/10/chartex" xmlns:cx5="http://schemas.microsoft.com/office/drawing/2016/5/11/chartex" xmlns:cx6="http://schemas.microsoft.com/office/drawing/2016/5/12/chartex" xmlns:cx7="http://schemas.microsoft.com/office/drawing/2016/5/13/chartex" xmlns:cx8="http://schemas.microsoft.com/office/drawing/2016/5/14/chartex" xmlns:mc="http://schemas.openxmlformats.org/markup-compatibility/2006" xmlns:aink="http://schemas.microsoft.com/office/drawing/2016/ink" xmlns:am3d="http://schemas.microsoft.com/office/drawing/2017/model3d" xmlns:o="urn:schemas-microsoft-com:office:office" xmlns:oel="http://schemas.microsoft.com/office/2019/extlst" xmlns:r="http://schemas.openxmlformats.org/officeDocument/2006/relationships" xmlns:m="http://schemas.openxmlformats.org/officeDocument/2006/math" xmlns:v="urn:schemas-microsoft-com:vml" xmlns:wp14="http://schemas.microsoft.com/office/word/2010/wordprocessingDrawing" xmlns:wp="http://schemas.openxmlformats.org/drawingml/2006/wordprocessingDrawing" xmlns:w10="urn:schemas-microsoft-com:office:word" xmlns:w="http://schemas.openxmlformats.org/wordprocessingml/2006/main" xmlns:w14="http://schemas.microsoft.com/office/word/2010/wordml" xmlns:w15="http://schemas.microsoft.com/office/word/2012/wordml" xmlns:w16cex="http://schemas.microsoft.com/office/word/2018/wordml/cex" xmlns:w16cid="http://schemas.microsoft.com/office/word/2016/wordml/cid" xmlns:w16="http://schemas.microsoft.com/office/word/2018/wordml" xmlns:w16du="http://schemas.microsoft.com/office/word/2023/wordml/word16du" xmlns:w16sdtdh="http://schemas.microsoft.com/office/word/2020/wordml/sdtdatahash" xmlns:w16sdtfl="http://schemas.microsoft.com/office/word/2024/wordml/sdtformatlock" xmlns:w16se="http://schemas.microsoft.com/office/word/2015/wordml/symex" xmlns:wpg="http://schemas.microsoft.com/office/word/2010/wordprocessingGroup" xmlns:wpi="http://schemas.microsoft.com/office/word/2010/wordprocessingInk" xmlns:wne="http://schemas.microsoft.com/office/word/2006/wordml" xmlns:wps="http://schemas.microsoft.com/office/word/2010/wordprocessingShape" mc:Ignorable="w14 w15 w16se w16cid w16 w16cex w16sdtdh w16sdtfl w16du wp14">
+<w:numbering xmlns:wpc="http://schemas.microsoft.com/office/word/2010/wordprocessingCanvas" xmlns:cx="http://schemas.microsoft.com/office/drawing/2014/chartex" xmlns:cx1="http://schemas.microsoft.com/office/drawing/2015/9/8/chartex" xmlns:cx2="http://schemas.microsoft.com/office/drawing/2015/10/21/chartex" xmlns:cx3="http://schemas.microsoft.com/office/drawing/2016/5/9/chartex" xmlns:cx4="http://schemas.microsoft.com/office/drawing/2016/5/10/chartex" xmlns:cx5="http://schemas.microsoft.com/office/drawing/2016/5/11/chartex" xmlns:cx6="http://schemas.microsoft.com/office/drawing/2016/5/12/chartex" xmlns:cx7="http://schemas.microsoft.com/office/drawing/2016/5/13/chartex" xmlns:cx8="http://schemas.microsoft.com/office/drawing/2016/5/14/chartex" xmlns:mc="http://schemas.openxmlformats.org/markup-compatibility/2006" xmlns:aink="http://schemas.microsoft.com/office/drawing/2016/ink" xmlns:am3d="http://schemas.microsoft.com/office/drawing/2017/model3d" xmlns:o="urn:schemas-microsoft-com:office:office" xmlns:oel="http://schemas.microsoft.com/office/2019/extlst" xmlns:r="http://schemas.openxmlformats.org/officeDocument/2006/relationships" xmlns:m="http://schemas.openxmlformats.org/officeDocument/2006/math" xmlns:v="urn:schemas-microsoft-com:vml" xmlns:wp14="http://schemas.microsoft.com/office/word/2010/wordprocessingDrawing" xmlns:wp="http://schemas.openxmlformats.org/drawingml/2006/wordprocessingDrawing" xmlns:w10="urn:schemas-microsoft-com:office:word" xmlns:w="http://schemas.openxmlformats.org/wordprocessingml/2006/main" xmlns:w14="http://schemas.microsoft.com/office/word/2010/wordml" xmlns:w15="http://schemas.microsoft.com/office/word/2012/wordml" xmlns:w16cei="http://schemas.microsoft.com/office/word/2026/wordml/cei" xmlns:w16cex="http://schemas.microsoft.com/office/word/2018/wordml/cex" xmlns:w16cid="http://schemas.microsoft.com/office/word/2016/wordml/cid" xmlns:w16="http://schemas.microsoft.com/office/word/2018/wordml" xmlns:w16du="http://schemas.microsoft.com/office/word/2023/wordml/word16du" xmlns:w16sdtdh="http://schemas.microsoft.com/office/word/2020/wordml/sdtdatahash" xmlns:w16sdtfl="http://schemas.microsoft.com/office/word/2024/wordml/sdtformatlock" xmlns:w16se="http://schemas.microsoft.com/office/word/2015/wordml/symex" xmlns:wpg="http://schemas.microsoft.com/office/word/2010/wordprocessingGroup" xmlns:wpi="http://schemas.microsoft.com/office/word/2010/wordprocessingInk" xmlns:wne="http://schemas.microsoft.com/office/word/2006/wordml" xmlns:wps="http://schemas.microsoft.com/office/word/2010/wordprocessingShape" mc:Ignorable="w14 w15 w16se w16cid w16 w16cex w16sdtdh w16sdtfl w16du wp14">
   <w:abstractNum w:abstractNumId="0" w15:restartNumberingAfterBreak="0">
     <w:nsid w:val="007123DD"/>
     <w:multiLevelType w:val="hybridMultilevel"/>
